--- a/docs/BRD-Business-Requirements-Document.docx
+++ b/docs/BRD-Business-Requirements-Document.docx
@@ -189,9 +189,7 @@
       </w:tr>
     </w:tbl>
     <w:p>
-      <w:r>
-        <w:br w:type="page"/>
-      </w:r>
+      <w:r/>
     </w:p>
     <w:p>
       <w:pPr>
@@ -272,17 +270,6 @@
         <w:rPr>
           <w:sz w:val="20"/>
         </w:rPr>
-        <w:t>传统 OA 系统价格昂贵（年费 10-50 万），中小型院系难以承受</w:t>
-      </w:r>
-    </w:p>
-    <w:p>
-      <w:pPr>
-        <w:pStyle w:val="ListBullet"/>
-      </w:pPr>
-      <w:r>
-        <w:rPr>
-          <w:sz w:val="20"/>
-        </w:rPr>
         <w:t>现有产品缺乏"场地 + 设备 + 课程 + 财务"一体化整合能力</w:t>
       </w:r>
     </w:p>
@@ -292,7 +279,6 @@
           <w:b w:val="0"/>
           <w:sz w:val="21"/>
         </w:rPr>
-        <w:t>本产品瞄准高校院系级市场，以轻量级、低成本、全流程覆盖为核心竞争力。</w:t>
       </w:r>
     </w:p>
     <w:p>
@@ -352,7 +338,6 @@
         <w:rPr>
           <w:sz w:val="26"/>
         </w:rPr>
-        <w:t>2.2 可获取市场规模（SOM）估算</w:t>
       </w:r>
     </w:p>
     <w:tbl>
@@ -530,88 +515,6 @@
                 <w:sz w:val="18"/>
               </w:rPr>
               <w:t>3,000 万人</w:t>
-            </w:r>
-          </w:p>
-        </w:tc>
-      </w:tr>
-      <w:tr>
-        <w:tc>
-          <w:tcPr>
-            <w:tcW w:type="dxa" w:w="3041"/>
-          </w:tcPr>
-          <w:p>
-            <w:r>
-              <w:rPr>
-                <w:sz w:val="18"/>
-              </w:rPr>
-              <w:t>SaaS 年费定价</w:t>
-            </w:r>
-          </w:p>
-        </w:tc>
-        <w:tc>
-          <w:tcPr>
-            <w:tcW w:type="dxa" w:w="3041"/>
-          </w:tcPr>
-          <w:p>
-            <w:r>
-              <w:rPr>
-                <w:sz w:val="18"/>
-              </w:rPr>
-              <w:t>5,000 元/年</w:t>
-            </w:r>
-          </w:p>
-        </w:tc>
-        <w:tc>
-          <w:tcPr>
-            <w:tcW w:type="dxa" w:w="3041"/>
-          </w:tcPr>
-          <w:p>
-            <w:r>
-              <w:rPr>
-                <w:sz w:val="18"/>
-              </w:rPr>
-              <w:t>20,000 元/年</w:t>
-            </w:r>
-          </w:p>
-        </w:tc>
-      </w:tr>
-      <w:tr>
-        <w:tc>
-          <w:tcPr>
-            <w:tcW w:type="dxa" w:w="3041"/>
-          </w:tcPr>
-          <w:p>
-            <w:r>
-              <w:rPr>
-                <w:sz w:val="18"/>
-              </w:rPr>
-              <w:t>年营收潜力</w:t>
-            </w:r>
-          </w:p>
-        </w:tc>
-        <w:tc>
-          <w:tcPr>
-            <w:tcW w:type="dxa" w:w="3041"/>
-          </w:tcPr>
-          <w:p>
-            <w:r>
-              <w:rPr>
-                <w:sz w:val="18"/>
-              </w:rPr>
-              <w:t>2,500 万元</w:t>
-            </w:r>
-          </w:p>
-        </w:tc>
-        <w:tc>
-          <w:tcPr>
-            <w:tcW w:type="dxa" w:w="3041"/>
-          </w:tcPr>
-          <w:p>
-            <w:r>
-              <w:rPr>
-                <w:sz w:val="18"/>
-              </w:rPr>
-              <w:t>3 亿元</w:t>
             </w:r>
           </w:p>
         </w:tc>
@@ -803,7 +706,7 @@
               <w:rPr>
                 <w:sz w:val="18"/>
               </w:rPr>
-              <w:t>价格高、定制复杂</w:t>
+              <w:t>高、定制复杂</w:t>
             </w:r>
           </w:p>
         </w:tc>
@@ -935,7 +838,6 @@
         <w:rPr>
           <w:sz w:val="30"/>
         </w:rPr>
-        <w:t>4. 产品商业模式</w:t>
       </w:r>
     </w:p>
     <w:tbl>
@@ -950,91 +852,6 @@
         <w:gridCol w:w="3041"/>
         <w:gridCol w:w="3041"/>
       </w:tblGrid>
-      <w:tr>
-        <w:tc>
-          <w:tcPr>
-            <w:tcW w:type="dxa" w:w="3041"/>
-          </w:tcPr>
-          <w:p>
-            <w:r>
-              <w:rPr>
-                <w:b/>
-                <w:sz w:val="18"/>
-              </w:rPr>
-              <w:t>收入来源</w:t>
-            </w:r>
-          </w:p>
-        </w:tc>
-        <w:tc>
-          <w:tcPr>
-            <w:tcW w:type="dxa" w:w="3041"/>
-          </w:tcPr>
-          <w:p>
-            <w:r>
-              <w:rPr>
-                <w:b/>
-                <w:sz w:val="18"/>
-              </w:rPr>
-              <w:t>定价策略</w:t>
-            </w:r>
-          </w:p>
-        </w:tc>
-        <w:tc>
-          <w:tcPr>
-            <w:tcW w:type="dxa" w:w="3041"/>
-          </w:tcPr>
-          <w:p>
-            <w:r>
-              <w:rPr>
-                <w:b/>
-                <w:sz w:val="18"/>
-              </w:rPr>
-              <w:t>预估占比</w:t>
-            </w:r>
-          </w:p>
-        </w:tc>
-      </w:tr>
-      <w:tr>
-        <w:tc>
-          <w:tcPr>
-            <w:tcW w:type="dxa" w:w="3041"/>
-          </w:tcPr>
-          <w:p>
-            <w:r>
-              <w:rPr>
-                <w:sz w:val="18"/>
-              </w:rPr>
-              <w:t>SaaS 订阅费</w:t>
-            </w:r>
-          </w:p>
-        </w:tc>
-        <w:tc>
-          <w:tcPr>
-            <w:tcW w:type="dxa" w:w="3041"/>
-          </w:tcPr>
-          <w:p>
-            <w:r>
-              <w:rPr>
-                <w:sz w:val="18"/>
-              </w:rPr>
-              <w:t>基础版免费 / 专业版 5,000 元/年 / 企业版 15,000 元/年</w:t>
-            </w:r>
-          </w:p>
-        </w:tc>
-        <w:tc>
-          <w:tcPr>
-            <w:tcW w:type="dxa" w:w="3041"/>
-          </w:tcPr>
-          <w:p>
-            <w:r>
-              <w:rPr>
-                <w:sz w:val="18"/>
-              </w:rPr>
-              <w:t>70%</w:t>
-            </w:r>
-          </w:p>
-        </w:tc>
-      </w:tr>
       <w:tr>
         <w:tc>
           <w:tcPr>
@@ -1127,7 +944,6 @@
         <w:rPr>
           <w:sz w:val="30"/>
         </w:rPr>
-        <w:t>5. 投入产出分析</w:t>
       </w:r>
     </w:p>
     <w:p>
@@ -1138,7 +954,6 @@
         <w:rPr>
           <w:sz w:val="26"/>
         </w:rPr>
-        <w:t>5.1 开发成本预估</w:t>
       </w:r>
     </w:p>
     <w:tbl>
@@ -1153,50 +968,6 @@
         <w:gridCol w:w="3041"/>
         <w:gridCol w:w="3041"/>
       </w:tblGrid>
-      <w:tr>
-        <w:tc>
-          <w:tcPr>
-            <w:tcW w:type="dxa" w:w="3041"/>
-          </w:tcPr>
-          <w:p>
-            <w:r>
-              <w:rPr>
-                <w:b/>
-                <w:sz w:val="18"/>
-              </w:rPr>
-              <w:t>成本项</w:t>
-            </w:r>
-          </w:p>
-        </w:tc>
-        <w:tc>
-          <w:tcPr>
-            <w:tcW w:type="dxa" w:w="3041"/>
-          </w:tcPr>
-          <w:p>
-            <w:r>
-              <w:rPr>
-                <w:b/>
-                <w:sz w:val="18"/>
-              </w:rPr>
-              <w:t>金额（元）</w:t>
-            </w:r>
-          </w:p>
-        </w:tc>
-        <w:tc>
-          <w:tcPr>
-            <w:tcW w:type="dxa" w:w="3041"/>
-          </w:tcPr>
-          <w:p>
-            <w:r>
-              <w:rPr>
-                <w:b/>
-                <w:sz w:val="18"/>
-              </w:rPr>
-              <w:t>说明</w:t>
-            </w:r>
-          </w:p>
-        </w:tc>
-      </w:tr>
       <w:tr>
         <w:tc>
           <w:tcPr>
@@ -1320,47 +1091,6 @@
           </w:p>
         </w:tc>
       </w:tr>
-      <w:tr>
-        <w:tc>
-          <w:tcPr>
-            <w:tcW w:type="dxa" w:w="3041"/>
-          </w:tcPr>
-          <w:p>
-            <w:r>
-              <w:rPr>
-                <w:sz w:val="18"/>
-              </w:rPr>
-              <w:t>总计</w:t>
-            </w:r>
-          </w:p>
-        </w:tc>
-        <w:tc>
-          <w:tcPr>
-            <w:tcW w:type="dxa" w:w="3041"/>
-          </w:tcPr>
-          <w:p>
-            <w:r>
-              <w:rPr>
-                <w:sz w:val="18"/>
-              </w:rPr>
-              <w:t>98,000</w:t>
-            </w:r>
-          </w:p>
-        </w:tc>
-        <w:tc>
-          <w:tcPr>
-            <w:tcW w:type="dxa" w:w="3041"/>
-          </w:tcPr>
-          <w:p>
-            <w:r>
-              <w:rPr>
-                <w:sz w:val="18"/>
-              </w:rPr>
-              <w:t>约 10 万元</w:t>
-            </w:r>
-          </w:p>
-        </w:tc>
-      </w:tr>
     </w:tbl>
     <w:p/>
     <w:p>
@@ -1371,7 +1101,6 @@
         <w:rPr>
           <w:sz w:val="26"/>
         </w:rPr>
-        <w:t>5.2 ROI 预测</w:t>
       </w:r>
     </w:p>
     <w:tbl>
@@ -1387,226 +1116,6 @@
         <w:gridCol w:w="2280"/>
         <w:gridCol w:w="2280"/>
       </w:tblGrid>
-      <w:tr>
-        <w:tc>
-          <w:tcPr>
-            <w:tcW w:type="dxa" w:w="2280"/>
-          </w:tcPr>
-          <w:p>
-            <w:r>
-              <w:rPr>
-                <w:b/>
-                <w:sz w:val="18"/>
-              </w:rPr>
-              <w:t>时间</w:t>
-            </w:r>
-          </w:p>
-        </w:tc>
-        <w:tc>
-          <w:tcPr>
-            <w:tcW w:type="dxa" w:w="2280"/>
-          </w:tcPr>
-          <w:p>
-            <w:r>
-              <w:rPr>
-                <w:b/>
-                <w:sz w:val="18"/>
-              </w:rPr>
-              <w:t>付费院系</w:t>
-            </w:r>
-          </w:p>
-        </w:tc>
-        <w:tc>
-          <w:tcPr>
-            <w:tcW w:type="dxa" w:w="2280"/>
-          </w:tcPr>
-          <w:p>
-            <w:r>
-              <w:rPr>
-                <w:b/>
-                <w:sz w:val="18"/>
-              </w:rPr>
-              <w:t>年收入</w:t>
-            </w:r>
-          </w:p>
-        </w:tc>
-        <w:tc>
-          <w:tcPr>
-            <w:tcW w:type="dxa" w:w="2280"/>
-          </w:tcPr>
-          <w:p>
-            <w:r>
-              <w:rPr>
-                <w:b/>
-                <w:sz w:val="18"/>
-              </w:rPr>
-              <w:t>累计利润</w:t>
-            </w:r>
-          </w:p>
-        </w:tc>
-      </w:tr>
-      <w:tr>
-        <w:tc>
-          <w:tcPr>
-            <w:tcW w:type="dxa" w:w="2280"/>
-          </w:tcPr>
-          <w:p>
-            <w:r>
-              <w:rPr>
-                <w:sz w:val="18"/>
-              </w:rPr>
-              <w:t>第 1 年</w:t>
-            </w:r>
-          </w:p>
-        </w:tc>
-        <w:tc>
-          <w:tcPr>
-            <w:tcW w:type="dxa" w:w="2280"/>
-          </w:tcPr>
-          <w:p>
-            <w:r>
-              <w:rPr>
-                <w:sz w:val="18"/>
-              </w:rPr>
-              <w:t>10 个</w:t>
-            </w:r>
-          </w:p>
-        </w:tc>
-        <w:tc>
-          <w:tcPr>
-            <w:tcW w:type="dxa" w:w="2280"/>
-          </w:tcPr>
-          <w:p>
-            <w:r>
-              <w:rPr>
-                <w:sz w:val="18"/>
-              </w:rPr>
-              <w:t>5 万元</w:t>
-            </w:r>
-          </w:p>
-        </w:tc>
-        <w:tc>
-          <w:tcPr>
-            <w:tcW w:type="dxa" w:w="2280"/>
-          </w:tcPr>
-          <w:p>
-            <w:r>
-              <w:rPr>
-                <w:sz w:val="18"/>
-              </w:rPr>
-              <w:t>-5 万元</w:t>
-            </w:r>
-          </w:p>
-        </w:tc>
-      </w:tr>
-      <w:tr>
-        <w:tc>
-          <w:tcPr>
-            <w:tcW w:type="dxa" w:w="2280"/>
-          </w:tcPr>
-          <w:p>
-            <w:r>
-              <w:rPr>
-                <w:sz w:val="18"/>
-              </w:rPr>
-              <w:t>第 2 年</w:t>
-            </w:r>
-          </w:p>
-        </w:tc>
-        <w:tc>
-          <w:tcPr>
-            <w:tcW w:type="dxa" w:w="2280"/>
-          </w:tcPr>
-          <w:p>
-            <w:r>
-              <w:rPr>
-                <w:sz w:val="18"/>
-              </w:rPr>
-              <w:t>50 个</w:t>
-            </w:r>
-          </w:p>
-        </w:tc>
-        <w:tc>
-          <w:tcPr>
-            <w:tcW w:type="dxa" w:w="2280"/>
-          </w:tcPr>
-          <w:p>
-            <w:r>
-              <w:rPr>
-                <w:sz w:val="18"/>
-              </w:rPr>
-              <w:t>25 万元</w:t>
-            </w:r>
-          </w:p>
-        </w:tc>
-        <w:tc>
-          <w:tcPr>
-            <w:tcW w:type="dxa" w:w="2280"/>
-          </w:tcPr>
-          <w:p>
-            <w:r>
-              <w:rPr>
-                <w:sz w:val="18"/>
-              </w:rPr>
-              <w:t>+15 万元</w:t>
-            </w:r>
-          </w:p>
-        </w:tc>
-      </w:tr>
-      <w:tr>
-        <w:tc>
-          <w:tcPr>
-            <w:tcW w:type="dxa" w:w="2280"/>
-          </w:tcPr>
-          <w:p>
-            <w:r>
-              <w:rPr>
-                <w:sz w:val="18"/>
-              </w:rPr>
-              <w:t>第 3 年</w:t>
-            </w:r>
-          </w:p>
-        </w:tc>
-        <w:tc>
-          <w:tcPr>
-            <w:tcW w:type="dxa" w:w="2280"/>
-          </w:tcPr>
-          <w:p>
-            <w:r>
-              <w:rPr>
-                <w:sz w:val="18"/>
-              </w:rPr>
-              <w:t>200 个</w:t>
-            </w:r>
-          </w:p>
-        </w:tc>
-        <w:tc>
-          <w:tcPr>
-            <w:tcW w:type="dxa" w:w="2280"/>
-          </w:tcPr>
-          <w:p>
-            <w:r>
-              <w:rPr>
-                <w:sz w:val="18"/>
-              </w:rPr>
-              <w:t>100 万元</w:t>
-            </w:r>
-          </w:p>
-        </w:tc>
-        <w:tc>
-          <w:tcPr>
-            <w:tcW w:type="dxa" w:w="2280"/>
-          </w:tcPr>
-          <w:p>
-            <w:r>
-              <w:rPr>
-                <w:sz w:val="18"/>
-              </w:rPr>
-              <w:t>+110 万元</w:t>
-            </w:r>
-          </w:p>
-        </w:tc>
-      </w:tr>
     </w:tbl>
     <w:p/>
     <w:p>
@@ -1755,60 +1264,6 @@
               <w:rPr>
                 <w:sz w:val="18"/>
               </w:rPr>
-              <w:t>用户付费意愿低</w:t>
-            </w:r>
-          </w:p>
-        </w:tc>
-        <w:tc>
-          <w:tcPr>
-            <w:tcW w:type="dxa" w:w="2280"/>
-          </w:tcPr>
-          <w:p>
-            <w:r>
-              <w:rPr>
-                <w:sz w:val="18"/>
-              </w:rPr>
-              <w:t>高</w:t>
-            </w:r>
-          </w:p>
-        </w:tc>
-        <w:tc>
-          <w:tcPr>
-            <w:tcW w:type="dxa" w:w="2280"/>
-          </w:tcPr>
-          <w:p>
-            <w:r>
-              <w:rPr>
-                <w:sz w:val="18"/>
-              </w:rPr>
-              <w:t>高</w:t>
-            </w:r>
-          </w:p>
-        </w:tc>
-        <w:tc>
-          <w:tcPr>
-            <w:tcW w:type="dxa" w:w="2280"/>
-          </w:tcPr>
-          <w:p>
-            <w:r>
-              <w:rPr>
-                <w:sz w:val="18"/>
-              </w:rPr>
-              <w:t>基础版免费 + 增值功能付费的 Freemium 模式</w:t>
-            </w:r>
-          </w:p>
-        </w:tc>
-      </w:tr>
-      <w:tr>
-        <w:tc>
-          <w:tcPr>
-            <w:tcW w:type="dxa" w:w="2280"/>
-          </w:tcPr>
-          <w:p>
-            <w:r>
-              <w:rPr>
-                <w:sz w:val="18"/>
-              </w:rPr>
               <w:t>校园决策链条长</w:t>
             </w:r>
           </w:p>
@@ -1910,9 +1365,7 @@
     </w:tbl>
     <w:p/>
     <w:p>
-      <w:r>
-        <w:br w:type="page"/>
-      </w:r>
+      <w:r/>
     </w:p>
     <w:p>
       <w:pPr>
@@ -2153,7 +1606,7 @@
               <w:rPr>
                 <w:sz w:val="18"/>
               </w:rPr>
-              <w:t>设备管理 + 财务管理上线</w:t>
+              <w:t>设备管理 + 上线</w:t>
             </w:r>
           </w:p>
         </w:tc>
